--- a/Assignment5ScreenShots.docx
+++ b/Assignment5ScreenShots.docx
@@ -4,6 +4,9 @@
   <w:body>
     <w:p>
       <w:r>
+        <w:rPr>
+          <w:noProof/>
+        </w:rPr>
         <w:drawing>
           <wp:inline distT="0" distB="0" distL="0" distR="0" wp14:anchorId="18CFDC71" wp14:editId="4E0C5A30">
             <wp:extent cx="5943600" cy="1696085"/>
@@ -43,6 +46,9 @@
     </w:p>
     <w:p>
       <w:r>
+        <w:rPr>
+          <w:noProof/>
+        </w:rPr>
         <w:drawing>
           <wp:inline distT="0" distB="0" distL="0" distR="0" wp14:anchorId="5254084B" wp14:editId="096BFFF9">
             <wp:extent cx="5943600" cy="1719580"/>
@@ -80,6 +86,9 @@
         </w:drawing>
       </w:r>
       <w:r>
+        <w:rPr>
+          <w:noProof/>
+        </w:rPr>
         <w:drawing>
           <wp:inline distT="0" distB="0" distL="0" distR="0" wp14:anchorId="6DDF5828" wp14:editId="77C83FBA">
             <wp:extent cx="5943600" cy="1864360"/>
@@ -116,9 +125,49 @@
           </wp:inline>
         </w:drawing>
       </w:r>
+      <w:r>
+        <w:drawing>
+          <wp:inline distT="0" distB="0" distL="0" distR="0" wp14:anchorId="2584859C" wp14:editId="16890554">
+            <wp:extent cx="5943600" cy="1240155"/>
+            <wp:effectExtent l="0" t="0" r="0" b="0"/>
+            <wp:docPr id="816773754" name="Picture 1"/>
+            <wp:cNvGraphicFramePr>
+              <a:graphicFrameLocks xmlns:a="http://schemas.openxmlformats.org/drawingml/2006/main" noChangeAspect="1"/>
+            </wp:cNvGraphicFramePr>
+            <a:graphic xmlns:a="http://schemas.openxmlformats.org/drawingml/2006/main">
+              <a:graphicData uri="http://schemas.openxmlformats.org/drawingml/2006/picture">
+                <pic:pic xmlns:pic="http://schemas.openxmlformats.org/drawingml/2006/picture">
+                  <pic:nvPicPr>
+                    <pic:cNvPr id="816773754" name=""/>
+                    <pic:cNvPicPr/>
+                  </pic:nvPicPr>
+                  <pic:blipFill>
+                    <a:blip r:embed="rId7"/>
+                    <a:stretch>
+                      <a:fillRect/>
+                    </a:stretch>
+                  </pic:blipFill>
+                  <pic:spPr>
+                    <a:xfrm>
+                      <a:off x="0" y="0"/>
+                      <a:ext cx="5943600" cy="1240155"/>
+                    </a:xfrm>
+                    <a:prstGeom prst="rect">
+                      <a:avLst/>
+                    </a:prstGeom>
+                  </pic:spPr>
+                </pic:pic>
+              </a:graphicData>
+            </a:graphic>
+          </wp:inline>
+        </w:drawing>
+      </w:r>
     </w:p>
     <w:p>
       <w:r>
+        <w:rPr>
+          <w:noProof/>
+        </w:rPr>
         <w:lastRenderedPageBreak/>
         <w:drawing>
           <wp:inline distT="0" distB="0" distL="0" distR="0" wp14:anchorId="70C21FF1" wp14:editId="30F55ED3">
@@ -136,7 +185,7 @@
                     <pic:cNvPicPr/>
                   </pic:nvPicPr>
                   <pic:blipFill>
-                    <a:blip r:embed="rId7"/>
+                    <a:blip r:embed="rId8"/>
                     <a:stretch>
                       <a:fillRect/>
                     </a:stretch>
@@ -159,6 +208,9 @@
     </w:p>
     <w:p>
       <w:r>
+        <w:rPr>
+          <w:noProof/>
+        </w:rPr>
         <w:drawing>
           <wp:inline distT="0" distB="0" distL="0" distR="0" wp14:anchorId="63B36E79" wp14:editId="6A3C6A75">
             <wp:extent cx="5943600" cy="2560955"/>
@@ -175,7 +227,7 @@
                     <pic:cNvPicPr/>
                   </pic:nvPicPr>
                   <pic:blipFill>
-                    <a:blip r:embed="rId8"/>
+                    <a:blip r:embed="rId9"/>
                     <a:stretch>
                       <a:fillRect/>
                     </a:stretch>
@@ -198,6 +250,9 @@
     </w:p>
     <w:p>
       <w:r>
+        <w:rPr>
+          <w:noProof/>
+        </w:rPr>
         <w:drawing>
           <wp:inline distT="0" distB="0" distL="0" distR="0" wp14:anchorId="0A6B141A" wp14:editId="0D4F4F19">
             <wp:extent cx="5943600" cy="1118870"/>
@@ -214,7 +269,7 @@
                     <pic:cNvPicPr/>
                   </pic:nvPicPr>
                   <pic:blipFill>
-                    <a:blip r:embed="rId9"/>
+                    <a:blip r:embed="rId10"/>
                     <a:stretch>
                       <a:fillRect/>
                     </a:stretch>
